--- a/Programming Exercise 13/Farah_ProgrammingExercise_13.SS.docx
+++ b/Programming Exercise 13/Farah_ProgrammingExercise_13.SS.docx
@@ -92,6 +92,22 @@
       <w:r>
         <w:t xml:space="preserve"> </w:t>
       </w:r>
+      <w:hyperlink r:id="rId4" w:history="1">
+        <w:proofErr w:type="spellStart"/>
+        <w:r>
+          <w:rPr>
+            <w:rStyle w:val="Hyperlink"/>
+          </w:rPr>
+          <w:t>Github</w:t>
+        </w:r>
+        <w:proofErr w:type="spellEnd"/>
+        <w:r>
+          <w:rPr>
+            <w:rStyle w:val="Hyperlink"/>
+          </w:rPr>
+          <w:t xml:space="preserve"> Repository</w:t>
+        </w:r>
+      </w:hyperlink>
     </w:p>
     <w:p>
       <w:pPr>
@@ -149,7 +165,7 @@
                     <pic:cNvPicPr/>
                   </pic:nvPicPr>
                   <pic:blipFill>
-                    <a:blip r:embed="rId4">
+                    <a:blip r:embed="rId5">
                       <a:extLst>
                         <a:ext uri="{28A0092B-C50C-407E-A947-70E740481C1C}">
                           <a14:useLocalDpi xmlns:a14="http://schemas.microsoft.com/office/drawing/2010/main" val="0"/>
@@ -231,7 +247,7 @@
                     <pic:cNvPicPr/>
                   </pic:nvPicPr>
                   <pic:blipFill>
-                    <a:blip r:embed="rId5">
+                    <a:blip r:embed="rId6">
                       <a:extLst>
                         <a:ext uri="{28A0092B-C50C-407E-A947-70E740481C1C}">
                           <a14:useLocalDpi xmlns:a14="http://schemas.microsoft.com/office/drawing/2010/main" val="0"/>
@@ -302,7 +318,7 @@
                     <pic:cNvPicPr/>
                   </pic:nvPicPr>
                   <pic:blipFill>
-                    <a:blip r:embed="rId6">
+                    <a:blip r:embed="rId7">
                       <a:extLst>
                         <a:ext uri="{28A0092B-C50C-407E-A947-70E740481C1C}">
                           <a14:useLocalDpi xmlns:a14="http://schemas.microsoft.com/office/drawing/2010/main" val="0"/>
@@ -1303,6 +1319,29 @@
       <w:iCs/>
     </w:rPr>
   </w:style>
+  <w:style w:type="character" w:styleId="Hyperlink">
+    <w:name w:val="Hyperlink"/>
+    <w:basedOn w:val="DefaultParagraphFont"/>
+    <w:uiPriority w:val="99"/>
+    <w:unhideWhenUsed/>
+    <w:rsid w:val="00DD157F"/>
+    <w:rPr>
+      <w:color w:val="467886" w:themeColor="hyperlink"/>
+      <w:u w:val="single"/>
+    </w:rPr>
+  </w:style>
+  <w:style w:type="character" w:styleId="UnresolvedMention">
+    <w:name w:val="Unresolved Mention"/>
+    <w:basedOn w:val="DefaultParagraphFont"/>
+    <w:uiPriority w:val="99"/>
+    <w:semiHidden/>
+    <w:unhideWhenUsed/>
+    <w:rsid w:val="00DD157F"/>
+    <w:rPr>
+      <w:color w:val="605E5C"/>
+      <w:shd w:val="clear" w:color="auto" w:fill="E1DFDD"/>
+    </w:rPr>
+  </w:style>
 </w:styles>
 </file>
 
